--- a/modelo_procuracao.docx
+++ b/modelo_procuracao.docx
@@ -6,8 +6,24 @@
       <w:pPr>
         <w:spacing w:after="146" w:line="259" w:lineRule="auto"/>
         <w:jc w:val="center"/>
+        <w:rPr>
+          <w:rFonts w:ascii="Malgun Gothic Semilight" w:eastAsia="Malgun Gothic Semilight" w:hAnsi="Malgun Gothic Semilight" w:cs="Malgun Gothic Semilight"/>
+          <w:b/>
+          <w:bCs/>
+          <w:sz w:val="24"/>
+          <w:szCs w:val="28"/>
+          <w:u w:val="single"/>
+        </w:rPr>
       </w:pPr>
       <w:r>
+        <w:rPr>
+          <w:rFonts w:ascii="Malgun Gothic Semilight" w:eastAsia="Malgun Gothic Semilight" w:hAnsi="Malgun Gothic Semilight" w:cs="Malgun Gothic Semilight"/>
+          <w:b/>
+          <w:bCs/>
+          <w:sz w:val="24"/>
+          <w:szCs w:val="28"/>
+          <w:u w:val="single"/>
+        </w:rPr>
         <w:t xml:space="preserve">P R O C U R A Ç Ã O </w:t>
       </w:r>
     </w:p>
@@ -15,70 +31,243 @@
       <w:pPr>
         <w:spacing w:after="145" w:line="259" w:lineRule="auto"/>
         <w:ind w:left="583"/>
+        <w:rPr>
+          <w:rFonts w:ascii="Malgun Gothic Semilight" w:eastAsia="Malgun Gothic Semilight" w:hAnsi="Malgun Gothic Semilight" w:cs="Malgun Gothic Semilight"/>
+          <w:sz w:val="24"/>
+          <w:szCs w:val="28"/>
+        </w:rPr>
       </w:pPr>
-      <w:r>
+    </w:p>
+    <w:p>
+      <w:pPr>
+        <w:spacing w:after="145" w:line="259" w:lineRule="auto"/>
+        <w:ind w:left="583"/>
+        <w:rPr>
+          <w:rFonts w:ascii="Malgun Gothic Semilight" w:eastAsia="Malgun Gothic Semilight" w:hAnsi="Malgun Gothic Semilight" w:cs="Malgun Gothic Semilight"/>
+          <w:sz w:val="24"/>
+          <w:szCs w:val="28"/>
+        </w:rPr>
+      </w:pPr>
+      <w:r>
+        <w:rPr>
+          <w:rFonts w:ascii="Malgun Gothic Semilight" w:eastAsia="Malgun Gothic Semilight" w:hAnsi="Malgun Gothic Semilight" w:cs="Malgun Gothic Semilight"/>
+          <w:sz w:val="24"/>
+          <w:szCs w:val="28"/>
+        </w:rPr>
         <w:t xml:space="preserve">Pelo presente instrumento particular de procuração: </w:t>
       </w:r>
     </w:p>
     <w:p>
       <w:pPr>
         <w:ind w:left="583"/>
+        <w:rPr>
+          <w:rFonts w:ascii="Malgun Gothic Semilight" w:eastAsia="Malgun Gothic Semilight" w:hAnsi="Malgun Gothic Semilight" w:cs="Malgun Gothic Semilight"/>
+          <w:sz w:val="24"/>
+          <w:szCs w:val="28"/>
+        </w:rPr>
       </w:pPr>
       <w:r>
+        <w:rPr>
+          <w:rFonts w:ascii="Malgun Gothic Semilight" w:eastAsia="Malgun Gothic Semilight" w:hAnsi="Malgun Gothic Semilight" w:cs="Malgun Gothic Semilight"/>
+          <w:b/>
+          <w:bCs/>
+          <w:sz w:val="24"/>
+          <w:szCs w:val="28"/>
+        </w:rPr>
         <w:t>{{NOME_CLIENTE}}</w:t>
       </w:r>
       <w:r>
+        <w:rPr>
+          <w:rFonts w:ascii="Malgun Gothic Semilight" w:eastAsia="Malgun Gothic Semilight" w:hAnsi="Malgun Gothic Semilight" w:cs="Malgun Gothic Semilight"/>
+          <w:sz w:val="24"/>
+          <w:szCs w:val="28"/>
+        </w:rPr>
         <w:t xml:space="preserve">, </w:t>
       </w:r>
       <w:r>
+        <w:rPr>
+          <w:rFonts w:ascii="Malgun Gothic Semilight" w:eastAsia="Malgun Gothic Semilight" w:hAnsi="Malgun Gothic Semilight" w:cs="Malgun Gothic Semilight"/>
+          <w:sz w:val="24"/>
+          <w:szCs w:val="28"/>
+        </w:rPr>
         <w:t>{{NACIONALIDADE}}</w:t>
       </w:r>
       <w:r>
+        <w:rPr>
+          <w:rFonts w:ascii="Malgun Gothic Semilight" w:eastAsia="Malgun Gothic Semilight" w:hAnsi="Malgun Gothic Semilight" w:cs="Malgun Gothic Semilight"/>
+          <w:sz w:val="24"/>
+          <w:szCs w:val="28"/>
+        </w:rPr>
         <w:t xml:space="preserve">, </w:t>
       </w:r>
       <w:r>
+        <w:rPr>
+          <w:rFonts w:ascii="Malgun Gothic Semilight" w:eastAsia="Malgun Gothic Semilight" w:hAnsi="Malgun Gothic Semilight" w:cs="Malgun Gothic Semilight"/>
+          <w:sz w:val="24"/>
+          <w:szCs w:val="28"/>
+        </w:rPr>
         <w:t>{{ESTADO_CIVIL}}</w:t>
       </w:r>
       <w:r>
+        <w:rPr>
+          <w:rFonts w:ascii="Malgun Gothic Semilight" w:eastAsia="Malgun Gothic Semilight" w:hAnsi="Malgun Gothic Semilight" w:cs="Malgun Gothic Semilight"/>
+          <w:sz w:val="24"/>
+          <w:szCs w:val="28"/>
+        </w:rPr>
         <w:t xml:space="preserve">, Portador da Carteira de Identidade de nº </w:t>
       </w:r>
       <w:r>
+        <w:rPr>
+          <w:rFonts w:ascii="Malgun Gothic Semilight" w:eastAsia="Malgun Gothic Semilight" w:hAnsi="Malgun Gothic Semilight" w:cs="Malgun Gothic Semilight"/>
+          <w:sz w:val="24"/>
+          <w:szCs w:val="28"/>
+        </w:rPr>
         <w:t>{{RG}}</w:t>
       </w:r>
       <w:r>
+        <w:rPr>
+          <w:rFonts w:ascii="Malgun Gothic Semilight" w:eastAsia="Malgun Gothic Semilight" w:hAnsi="Malgun Gothic Semilight" w:cs="Malgun Gothic Semilight"/>
+          <w:sz w:val="24"/>
+          <w:szCs w:val="28"/>
+        </w:rPr>
         <w:t xml:space="preserve">, expedida pelo Detran/RJ e inscrito no CPF de nº </w:t>
       </w:r>
       <w:r>
+        <w:rPr>
+          <w:rFonts w:ascii="Malgun Gothic Semilight" w:eastAsia="Malgun Gothic Semilight" w:hAnsi="Malgun Gothic Semilight" w:cs="Malgun Gothic Semilight"/>
+          <w:sz w:val="24"/>
+          <w:szCs w:val="28"/>
+        </w:rPr>
         <w:t>{{CPF}}</w:t>
       </w:r>
       <w:r>
+        <w:rPr>
+          <w:rFonts w:ascii="Malgun Gothic Semilight" w:eastAsia="Malgun Gothic Semilight" w:hAnsi="Malgun Gothic Semilight" w:cs="Malgun Gothic Semilight"/>
+          <w:sz w:val="24"/>
+          <w:szCs w:val="28"/>
+        </w:rPr>
         <w:t xml:space="preserve">, residente e domiciliado à </w:t>
       </w:r>
       <w:r>
+        <w:rPr>
+          <w:rFonts w:ascii="Malgun Gothic Semilight" w:eastAsia="Malgun Gothic Semilight" w:hAnsi="Malgun Gothic Semilight" w:cs="Malgun Gothic Semilight"/>
+          <w:sz w:val="24"/>
+          <w:szCs w:val="28"/>
+        </w:rPr>
         <w:t>{{ENDERECO}}</w:t>
       </w:r>
       <w:r>
-        <w:t xml:space="preserve">, Tel:. </w:t>
-      </w:r>
-      <w:r>
+        <w:rPr>
+          <w:rFonts w:ascii="Malgun Gothic Semilight" w:eastAsia="Malgun Gothic Semilight" w:hAnsi="Malgun Gothic Semilight" w:cs="Malgun Gothic Semilight"/>
+          <w:sz w:val="24"/>
+          <w:szCs w:val="28"/>
+        </w:rPr>
+        <w:t xml:space="preserve">, </w:t>
+      </w:r>
+      <w:proofErr w:type="spellStart"/>
+      <w:proofErr w:type="gramStart"/>
+      <w:r>
+        <w:rPr>
+          <w:rFonts w:ascii="Malgun Gothic Semilight" w:eastAsia="Malgun Gothic Semilight" w:hAnsi="Malgun Gothic Semilight" w:cs="Malgun Gothic Semilight"/>
+          <w:sz w:val="24"/>
+          <w:szCs w:val="28"/>
+        </w:rPr>
+        <w:t>Tel</w:t>
+      </w:r>
+      <w:proofErr w:type="spellEnd"/>
+      <w:r>
+        <w:rPr>
+          <w:rFonts w:ascii="Malgun Gothic Semilight" w:eastAsia="Malgun Gothic Semilight" w:hAnsi="Malgun Gothic Semilight" w:cs="Malgun Gothic Semilight"/>
+          <w:sz w:val="24"/>
+          <w:szCs w:val="28"/>
+        </w:rPr>
+        <w:t>:.</w:t>
+      </w:r>
+      <w:proofErr w:type="gramEnd"/>
+      <w:r>
+        <w:rPr>
+          <w:rFonts w:ascii="Malgun Gothic Semilight" w:eastAsia="Malgun Gothic Semilight" w:hAnsi="Malgun Gothic Semilight" w:cs="Malgun Gothic Semilight"/>
+          <w:sz w:val="24"/>
+          <w:szCs w:val="28"/>
+        </w:rPr>
+        <w:t xml:space="preserve"> </w:t>
+      </w:r>
+      <w:r>
+        <w:rPr>
+          <w:rFonts w:ascii="Malgun Gothic Semilight" w:eastAsia="Malgun Gothic Semilight" w:hAnsi="Malgun Gothic Semilight" w:cs="Malgun Gothic Semilight"/>
+          <w:sz w:val="24"/>
+          <w:szCs w:val="28"/>
+        </w:rPr>
         <w:t>{{TELEFONE}}</w:t>
       </w:r>
       <w:r>
-        <w:t xml:space="preserve">, endereço eletrônico: Não Possui, nomeia e constitui como seu bastante procurador Dr. RAFAEL GOFONI DO VALE, brasileiro, solteiro, advogado, inscrito na OAB/RJ 261.394 e Drª. JÉSSICA HELENA GOFONI DO VALE, brasileira, casada, advogada, inscrita na OAB/RJ 273.533, ambos com endereço  eletrônico </w:t>
-      </w:r>
-    </w:p>
-    <w:p>
-      <w:pPr>
-        <w:ind w:left="583"/>
-      </w:pPr>
-      <w:r>
-        <w:rPr>
+        <w:rPr>
+          <w:rFonts w:ascii="Malgun Gothic Semilight" w:eastAsia="Malgun Gothic Semilight" w:hAnsi="Malgun Gothic Semilight" w:cs="Malgun Gothic Semilight"/>
+          <w:sz w:val="24"/>
+          <w:szCs w:val="28"/>
+        </w:rPr>
+        <w:t xml:space="preserve">, endereço eletrônico: Não Possui, nomeia e constitui como seu bastante procurador Dr. RAFAEL GOFONI DO VALE, brasileiro, solteiro, advogado, inscrito na OAB/RJ 261.394 e </w:t>
+      </w:r>
+      <w:proofErr w:type="spellStart"/>
+      <w:r>
+        <w:rPr>
+          <w:rFonts w:ascii="Malgun Gothic Semilight" w:eastAsia="Malgun Gothic Semilight" w:hAnsi="Malgun Gothic Semilight" w:cs="Malgun Gothic Semilight"/>
+          <w:sz w:val="24"/>
+          <w:szCs w:val="28"/>
+        </w:rPr>
+        <w:t>Dr</w:t>
+      </w:r>
+      <w:proofErr w:type="spellEnd"/>
+      <w:r>
+        <w:rPr>
+          <w:rFonts w:ascii="Malgun Gothic Semilight" w:eastAsia="Malgun Gothic Semilight" w:hAnsi="Malgun Gothic Semilight" w:cs="Malgun Gothic Semilight"/>
+          <w:sz w:val="24"/>
+          <w:szCs w:val="28"/>
+        </w:rPr>
+        <w:t>ª. JÉSSICA HELENA GOFONI DO VALE, brasileira, casada, advogada, inscrita na OAB/RJ 273.533, ambos com endereço  eletrônico</w:t>
+      </w:r>
+      <w:r>
+        <w:rPr>
+          <w:rFonts w:ascii="Malgun Gothic Semilight" w:eastAsia="Malgun Gothic Semilight" w:hAnsi="Malgun Gothic Semilight" w:cs="Malgun Gothic Semilight"/>
+          <w:sz w:val="24"/>
+          <w:szCs w:val="28"/>
+        </w:rPr>
+        <w:t xml:space="preserve"> g</w:t>
+      </w:r>
+      <w:r>
+        <w:rPr>
+          <w:rFonts w:ascii="Malgun Gothic Semilight" w:eastAsia="Malgun Gothic Semilight" w:hAnsi="Malgun Gothic Semilight" w:cs="Malgun Gothic Semilight"/>
+          <w:sz w:val="24"/>
+          <w:szCs w:val="28"/>
           <w:u w:val="single" w:color="000000"/>
         </w:rPr>
-        <w:t>gofoniadvogados@hotmail.com</w:t>
-      </w:r>
-      <w:r>
-        <w:t xml:space="preserve"> e endereço profissional na Rua Governador Portela, 1200, Sala 607, Centro, Nova Iguaçu/RJ – CEP: 26221-030, Tel: (21) 99337- 1891/ 99418-1120, à qual confere poderes para o foro em geral, perante qualquer Juízo, Instância ou Tribunal, repartições públicas e privadas, sindicatos, Comissão de Conciliação Prévia, com os poderes da cláusula Ad Judicia et Extra Judicia, podendo o dito procurador, acordar, discordar, firmar compromisso, renunciar, desistir, transigir, receber, dar quitação, substabelecer, enfim, praticar todos os atos ao bom e fiel cumprimento do presente mandato. </w:t>
+        <w:t>ofoniadvogados@hotmail.com</w:t>
+      </w:r>
+      <w:r>
+        <w:rPr>
+          <w:rFonts w:ascii="Malgun Gothic Semilight" w:eastAsia="Malgun Gothic Semilight" w:hAnsi="Malgun Gothic Semilight" w:cs="Malgun Gothic Semilight"/>
+          <w:sz w:val="24"/>
+          <w:szCs w:val="28"/>
+        </w:rPr>
+        <w:t xml:space="preserve"> e endereço profissional na Rua Governador Portela, 1200, Sala 607, Centro, Nova Iguaçu/RJ – CEP: 26221-030, </w:t>
+      </w:r>
+      <w:proofErr w:type="spellStart"/>
+      <w:r>
+        <w:rPr>
+          <w:rFonts w:ascii="Malgun Gothic Semilight" w:eastAsia="Malgun Gothic Semilight" w:hAnsi="Malgun Gothic Semilight" w:cs="Malgun Gothic Semilight"/>
+          <w:sz w:val="24"/>
+          <w:szCs w:val="28"/>
+        </w:rPr>
+        <w:t>Tel</w:t>
+      </w:r>
+      <w:proofErr w:type="spellEnd"/>
+      <w:r>
+        <w:rPr>
+          <w:rFonts w:ascii="Malgun Gothic Semilight" w:eastAsia="Malgun Gothic Semilight" w:hAnsi="Malgun Gothic Semilight" w:cs="Malgun Gothic Semilight"/>
+          <w:sz w:val="24"/>
+          <w:szCs w:val="28"/>
+        </w:rPr>
+        <w:t xml:space="preserve">: (21) 99337- 1891/ 99418-1120, à qual confere poderes para o foro em geral, perante qualquer Juízo, Instância ou Tribunal, repartições públicas e privadas, sindicatos, Comissão de Conciliação Prévia, com os poderes da cláusula Ad Judicia et Extra Judicia, podendo o dito procurador, acordar, discordar, firmar compromisso, renunciar, desistir, transigir, receber, dar quitação, substabelecer, enfim, praticar todos os atos ao bom e fiel cumprimento do presente mandato. </w:t>
       </w:r>
     </w:p>
     <w:p>
@@ -86,17 +275,42 @@
         <w:spacing w:after="3" w:line="259" w:lineRule="auto"/>
         <w:ind w:right="48"/>
         <w:jc w:val="center"/>
+        <w:rPr>
+          <w:rFonts w:ascii="Malgun Gothic Semilight" w:eastAsia="Malgun Gothic Semilight" w:hAnsi="Malgun Gothic Semilight" w:cs="Malgun Gothic Semilight"/>
+          <w:sz w:val="24"/>
+          <w:szCs w:val="28"/>
+        </w:rPr>
       </w:pPr>
       <w:r>
+        <w:rPr>
+          <w:rFonts w:ascii="Malgun Gothic Semilight" w:eastAsia="Malgun Gothic Semilight" w:hAnsi="Malgun Gothic Semilight" w:cs="Malgun Gothic Semilight"/>
+          <w:sz w:val="24"/>
+          <w:szCs w:val="28"/>
+        </w:rPr>
         <w:t>{{CIDADE_ASSINATURA}}</w:t>
       </w:r>
       <w:r>
+        <w:rPr>
+          <w:rFonts w:ascii="Malgun Gothic Semilight" w:eastAsia="Malgun Gothic Semilight" w:hAnsi="Malgun Gothic Semilight" w:cs="Malgun Gothic Semilight"/>
+          <w:sz w:val="24"/>
+          <w:szCs w:val="28"/>
+        </w:rPr>
         <w:t xml:space="preserve">, </w:t>
       </w:r>
       <w:r>
+        <w:rPr>
+          <w:rFonts w:ascii="Malgun Gothic Semilight" w:eastAsia="Malgun Gothic Semilight" w:hAnsi="Malgun Gothic Semilight" w:cs="Malgun Gothic Semilight"/>
+          <w:sz w:val="24"/>
+          <w:szCs w:val="28"/>
+        </w:rPr>
         <w:t>{{DATA}}</w:t>
       </w:r>
       <w:r>
+        <w:rPr>
+          <w:rFonts w:ascii="Malgun Gothic Semilight" w:eastAsia="Malgun Gothic Semilight" w:hAnsi="Malgun Gothic Semilight" w:cs="Malgun Gothic Semilight"/>
+          <w:sz w:val="24"/>
+          <w:szCs w:val="28"/>
+        </w:rPr>
         <w:t xml:space="preserve">. </w:t>
       </w:r>
     </w:p>
@@ -105,13 +319,25 @@
         <w:spacing w:after="0" w:line="247" w:lineRule="auto"/>
         <w:ind w:left="0" w:right="4047" w:firstLine="0"/>
         <w:jc w:val="left"/>
+        <w:rPr>
+          <w:rFonts w:ascii="Malgun Gothic Semilight" w:eastAsia="Malgun Gothic Semilight" w:hAnsi="Malgun Gothic Semilight" w:cs="Malgun Gothic Semilight"/>
+          <w:sz w:val="24"/>
+          <w:szCs w:val="28"/>
+        </w:rPr>
       </w:pPr>
       <w:r>
+        <w:rPr>
+          <w:rFonts w:ascii="Malgun Gothic Semilight" w:eastAsia="Malgun Gothic Semilight" w:hAnsi="Malgun Gothic Semilight" w:cs="Malgun Gothic Semilight"/>
+          <w:sz w:val="24"/>
+          <w:szCs w:val="28"/>
+        </w:rPr>
         <w:t xml:space="preserve"> </w:t>
       </w:r>
       <w:r>
         <w:rPr>
-          <w:sz w:val="18"/>
+          <w:rFonts w:ascii="Malgun Gothic Semilight" w:eastAsia="Malgun Gothic Semilight" w:hAnsi="Malgun Gothic Semilight" w:cs="Malgun Gothic Semilight"/>
+          <w:sz w:val="22"/>
+          <w:szCs w:val="28"/>
         </w:rPr>
         <w:t xml:space="preserve"> </w:t>
       </w:r>
@@ -121,10 +347,17 @@
         <w:spacing w:after="0" w:line="259" w:lineRule="auto"/>
         <w:ind w:left="0" w:firstLine="0"/>
         <w:jc w:val="left"/>
+        <w:rPr>
+          <w:rFonts w:ascii="Malgun Gothic Semilight" w:eastAsia="Malgun Gothic Semilight" w:hAnsi="Malgun Gothic Semilight" w:cs="Malgun Gothic Semilight"/>
+          <w:sz w:val="24"/>
+          <w:szCs w:val="28"/>
+        </w:rPr>
       </w:pPr>
       <w:r>
         <w:rPr>
-          <w:sz w:val="13"/>
+          <w:rFonts w:ascii="Malgun Gothic Semilight" w:eastAsia="Malgun Gothic Semilight" w:hAnsi="Malgun Gothic Semilight" w:cs="Malgun Gothic Semilight"/>
+          <w:sz w:val="16"/>
+          <w:szCs w:val="28"/>
         </w:rPr>
         <w:t xml:space="preserve"> </w:t>
       </w:r>
@@ -134,12 +367,18 @@
         <w:spacing w:after="139" w:line="259" w:lineRule="auto"/>
         <w:ind w:left="2383" w:firstLine="0"/>
         <w:jc w:val="left"/>
+        <w:rPr>
+          <w:rFonts w:ascii="Malgun Gothic Semilight" w:eastAsia="Malgun Gothic Semilight" w:hAnsi="Malgun Gothic Semilight" w:cs="Malgun Gothic Semilight"/>
+          <w:sz w:val="24"/>
+          <w:szCs w:val="28"/>
+        </w:rPr>
       </w:pPr>
       <w:r>
         <w:rPr>
-          <w:rFonts w:ascii="Calibri" w:eastAsia="Calibri" w:hAnsi="Calibri" w:cs="Calibri"/>
+          <w:rFonts w:ascii="Malgun Gothic Semilight" w:eastAsia="Malgun Gothic Semilight" w:hAnsi="Malgun Gothic Semilight" w:cs="Malgun Gothic Semilight"/>
           <w:noProof/>
-          <w:sz w:val="22"/>
+          <w:sz w:val="28"/>
+          <w:szCs w:val="28"/>
         </w:rPr>
         <mc:AlternateContent>
           <mc:Choice Requires="wpg">
@@ -278,23 +517,50 @@
         <w:spacing w:after="3" w:line="259" w:lineRule="auto"/>
         <w:ind w:right="1093"/>
         <w:jc w:val="center"/>
+        <w:rPr>
+          <w:rFonts w:ascii="Malgun Gothic Semilight" w:eastAsia="Malgun Gothic Semilight" w:hAnsi="Malgun Gothic Semilight" w:cs="Malgun Gothic Semilight"/>
+          <w:b/>
+          <w:bCs/>
+          <w:sz w:val="24"/>
+          <w:szCs w:val="28"/>
+        </w:rPr>
       </w:pPr>
       <w:r>
+        <w:rPr>
+          <w:rFonts w:ascii="Malgun Gothic Semilight" w:eastAsia="Malgun Gothic Semilight" w:hAnsi="Malgun Gothic Semilight" w:cs="Malgun Gothic Semilight"/>
+          <w:b/>
+          <w:bCs/>
+          <w:sz w:val="24"/>
+          <w:szCs w:val="28"/>
+        </w:rPr>
         <w:t xml:space="preserve">           </w:t>
       </w:r>
       <w:r>
+        <w:rPr>
+          <w:rFonts w:ascii="Malgun Gothic Semilight" w:eastAsia="Malgun Gothic Semilight" w:hAnsi="Malgun Gothic Semilight" w:cs="Malgun Gothic Semilight"/>
+          <w:b/>
+          <w:bCs/>
+          <w:sz w:val="24"/>
+          <w:szCs w:val="28"/>
+        </w:rPr>
         <w:t>{{NOME_CLIENTE}}</w:t>
       </w:r>
       <w:r>
+        <w:rPr>
+          <w:rFonts w:ascii="Malgun Gothic Semilight" w:eastAsia="Malgun Gothic Semilight" w:hAnsi="Malgun Gothic Semilight" w:cs="Malgun Gothic Semilight"/>
+          <w:b/>
+          <w:bCs/>
+          <w:sz w:val="24"/>
+          <w:szCs w:val="28"/>
+        </w:rPr>
         <w:t xml:space="preserve">   </w:t>
       </w:r>
     </w:p>
-    <w:p/>
     <w:sectPr>
       <w:headerReference w:type="default" r:id="rId6"/>
       <w:footerReference w:type="default" r:id="rId7"/>
       <w:pgSz w:w="11911" w:h="16846"/>
-      <w:pgMar w:top="720" w:right="1735" w:bottom="1440" w:left="1440" w:header="11" w:footer="131" w:gutter="0"/>
+      <w:pgMar w:top="1560" w:right="1735" w:bottom="0" w:left="1440" w:header="11" w:footer="131" w:gutter="0"/>
       <w:cols w:space="720"/>
     </w:sectPr>
   </w:body>
@@ -341,7 +607,7 @@
         <wp:inline distT="0" distB="0" distL="0" distR="0" wp14:anchorId="34AE890A" wp14:editId="7A0FB5E2">
           <wp:extent cx="6577943" cy="793630"/>
           <wp:effectExtent l="0" t="0" r="0" b="6985"/>
-          <wp:docPr id="1968" name="Imagem 1968"/>
+          <wp:docPr id="56" name="Imagem 56"/>
           <wp:cNvGraphicFramePr>
             <a:graphicFrameLocks xmlns:a="http://schemas.openxmlformats.org/drawingml/2006/main" noChangeAspect="1"/>
           </wp:cNvGraphicFramePr>
@@ -420,10 +686,10 @@
         <w:noProof/>
       </w:rPr>
       <w:drawing>
-        <wp:inline distT="0" distB="0" distL="0" distR="0" wp14:anchorId="10CD8AFC" wp14:editId="3859AADB">
-          <wp:extent cx="2790825" cy="1762125"/>
-          <wp:effectExtent l="0" t="0" r="0" b="0"/>
-          <wp:docPr id="1967" name="Picture 8"/>
+        <wp:inline distT="0" distB="0" distL="0" distR="0" wp14:anchorId="10CD8AFC" wp14:editId="36EC2A68">
+          <wp:extent cx="2790825" cy="809625"/>
+          <wp:effectExtent l="0" t="0" r="9525" b="9525"/>
+          <wp:docPr id="55" name="Picture 8"/>
           <wp:cNvGraphicFramePr/>
           <a:graphic xmlns:a="http://schemas.openxmlformats.org/drawingml/2006/main">
             <a:graphicData uri="http://schemas.openxmlformats.org/drawingml/2006/picture">
@@ -432,20 +698,27 @@
                   <pic:cNvPr id="8" name="Picture 8"/>
                   <pic:cNvPicPr/>
                 </pic:nvPicPr>
-                <pic:blipFill>
+                <pic:blipFill rotWithShape="1">
                   <a:blip r:embed="rId1"/>
-                  <a:stretch>
-                    <a:fillRect/>
-                  </a:stretch>
+                  <a:srcRect t="25945" b="28109"/>
+                  <a:stretch/>
                 </pic:blipFill>
-                <pic:spPr>
+                <pic:spPr bwMode="auto">
                   <a:xfrm>
                     <a:off x="0" y="0"/>
-                    <a:ext cx="2790825" cy="1762125"/>
+                    <a:ext cx="2790825" cy="809625"/>
                   </a:xfrm>
                   <a:prstGeom prst="rect">
                     <a:avLst/>
                   </a:prstGeom>
+                  <a:ln>
+                    <a:noFill/>
+                  </a:ln>
+                  <a:extLst>
+                    <a:ext uri="{53640926-AAD7-44D8-BBD7-CCE9431645EC}">
+                      <a14:shadowObscured xmlns:a14="http://schemas.microsoft.com/office/drawing/2010/main"/>
+                    </a:ext>
+                  </a:extLst>
                 </pic:spPr>
               </pic:pic>
             </a:graphicData>
